--- a/documentation/queue pseudo codes.docx
+++ b/documentation/queue pseudo codes.docx
@@ -773,11 +773,19 @@
           <w:lang w:val="en-US"/>
         </w:rPr>
       </w:pPr>
-      <w:r>
-        <w:rPr>
-          <w:lang w:val="en-US"/>
-        </w:rPr>
-        <w:t>isEmpty(){</w:t>
+      <w:proofErr w:type="spellStart"/>
+      <w:r>
+        <w:rPr>
+          <w:lang w:val="en-US"/>
+        </w:rPr>
+        <w:t>isEmpty</w:t>
+      </w:r>
+      <w:proofErr w:type="spellEnd"/>
+      <w:r>
+        <w:rPr>
+          <w:lang w:val="en-US"/>
+        </w:rPr>
+        <w:t>(){</w:t>
       </w:r>
     </w:p>
     <w:p>
@@ -927,11 +935,19 @@
           <w:lang w:val="en-US"/>
         </w:rPr>
       </w:pPr>
-      <w:r>
-        <w:rPr>
-          <w:lang w:val="en-US"/>
-        </w:rPr>
-        <w:t>displayQueue(){</w:t>
+      <w:proofErr w:type="spellStart"/>
+      <w:r>
+        <w:rPr>
+          <w:lang w:val="en-US"/>
+        </w:rPr>
+        <w:t>displayQueue</w:t>
+      </w:r>
+      <w:proofErr w:type="spellEnd"/>
+      <w:r>
+        <w:rPr>
+          <w:lang w:val="en-US"/>
+        </w:rPr>
+        <w:t>(){</w:t>
       </w:r>
     </w:p>
     <w:p>
@@ -995,20 +1011,76 @@
         <w:rPr>
           <w:lang w:val="en-US"/>
         </w:rPr>
-        <w:t xml:space="preserve">     FOR(i = front; i &lt; rear + 1; i++)</w:t>
-      </w:r>
-    </w:p>
-    <w:p>
-      <w:pPr>
-        <w:rPr>
-          <w:lang w:val="en-US"/>
-        </w:rPr>
-      </w:pPr>
-      <w:r>
-        <w:rPr>
-          <w:lang w:val="en-US"/>
-        </w:rPr>
-        <w:t xml:space="preserve">         DISPLAY queue[i] </w:t>
+        <w:t xml:space="preserve">     FOR(</w:t>
+      </w:r>
+      <w:proofErr w:type="spellStart"/>
+      <w:r>
+        <w:rPr>
+          <w:lang w:val="en-US"/>
+        </w:rPr>
+        <w:t>i</w:t>
+      </w:r>
+      <w:proofErr w:type="spellEnd"/>
+      <w:r>
+        <w:rPr>
+          <w:lang w:val="en-US"/>
+        </w:rPr>
+        <w:t xml:space="preserve"> = front; </w:t>
+      </w:r>
+      <w:proofErr w:type="spellStart"/>
+      <w:r>
+        <w:rPr>
+          <w:lang w:val="en-US"/>
+        </w:rPr>
+        <w:t>i</w:t>
+      </w:r>
+      <w:proofErr w:type="spellEnd"/>
+      <w:r>
+        <w:rPr>
+          <w:lang w:val="en-US"/>
+        </w:rPr>
+        <w:t xml:space="preserve"> &lt; rear + 1; </w:t>
+      </w:r>
+      <w:proofErr w:type="spellStart"/>
+      <w:r>
+        <w:rPr>
+          <w:lang w:val="en-US"/>
+        </w:rPr>
+        <w:t>i</w:t>
+      </w:r>
+      <w:proofErr w:type="spellEnd"/>
+      <w:r>
+        <w:rPr>
+          <w:lang w:val="en-US"/>
+        </w:rPr>
+        <w:t>++)</w:t>
+      </w:r>
+    </w:p>
+    <w:p>
+      <w:pPr>
+        <w:rPr>
+          <w:lang w:val="en-US"/>
+        </w:rPr>
+      </w:pPr>
+      <w:r>
+        <w:rPr>
+          <w:lang w:val="en-US"/>
+        </w:rPr>
+        <w:t xml:space="preserve">         DISPLAY queue[</w:t>
+      </w:r>
+      <w:proofErr w:type="spellStart"/>
+      <w:r>
+        <w:rPr>
+          <w:lang w:val="en-US"/>
+        </w:rPr>
+        <w:t>i</w:t>
+      </w:r>
+      <w:proofErr w:type="spellEnd"/>
+      <w:r>
+        <w:rPr>
+          <w:lang w:val="en-US"/>
+        </w:rPr>
+        <w:t xml:space="preserve">] </w:t>
       </w:r>
       <w:r>
         <w:rPr>
@@ -1206,7 +1278,21 @@
         <w:rPr>
           <w:lang w:val="en-US"/>
         </w:rPr>
-        <w:t xml:space="preserve"> displayQueue()</w:t>
+        <w:t xml:space="preserve"> </w:t>
+      </w:r>
+      <w:proofErr w:type="spellStart"/>
+      <w:r>
+        <w:rPr>
+          <w:lang w:val="en-US"/>
+        </w:rPr>
+        <w:t>displayQueue</w:t>
+      </w:r>
+      <w:proofErr w:type="spellEnd"/>
+      <w:r>
+        <w:rPr>
+          <w:lang w:val="en-US"/>
+        </w:rPr>
+        <w:t>()</w:t>
       </w:r>
     </w:p>
     <w:p>
@@ -1258,7 +1344,21 @@
         <w:rPr>
           <w:lang w:val="en-US"/>
         </w:rPr>
-        <w:t xml:space="preserve"> displayQueue()</w:t>
+        <w:t xml:space="preserve"> </w:t>
+      </w:r>
+      <w:proofErr w:type="spellStart"/>
+      <w:r>
+        <w:rPr>
+          <w:lang w:val="en-US"/>
+        </w:rPr>
+        <w:t>displayQueue</w:t>
+      </w:r>
+      <w:proofErr w:type="spellEnd"/>
+      <w:r>
+        <w:rPr>
+          <w:lang w:val="en-US"/>
+        </w:rPr>
+        <w:t>()</w:t>
       </w:r>
     </w:p>
     <w:p>
@@ -1280,6 +1380,26 @@
           <w:lang w:val="en-US"/>
         </w:rPr>
       </w:pPr>
+    </w:p>
+    <w:p>
+      <w:pPr>
+        <w:rPr>
+          <w:lang w:val="en-US"/>
+        </w:rPr>
+      </w:pPr>
+      <w:r>
+        <w:t xml:space="preserve">A queue is appropriate for the campus service centre because students should be served in the order they arrive. It follows </w:t>
+      </w:r>
+      <w:r>
+        <w:rPr>
+          <w:b/>
+          <w:bCs/>
+        </w:rPr>
+        <w:t>First In, First Out (FIFO)</w:t>
+      </w:r>
+      <w:r>
+        <w:t>: the first student added is the first one served. Enqueue adds students to the back, and dequeue serves the student at the front, keeping the waiting line fair and orderly.</w:t>
+      </w:r>
     </w:p>
     <w:p/>
     <w:sectPr>
@@ -1896,7 +2016,6 @@
   <w:style w:type="character" w:default="1" w:styleId="DefaultParagraphFont">
     <w:name w:val="Default Paragraph Font"/>
     <w:uiPriority w:val="1"/>
-    <w:semiHidden/>
     <w:unhideWhenUsed/>
   </w:style>
   <w:style w:type="table" w:default="1" w:styleId="TableNormal">
